--- a/src/notice/templates/broward.docx
+++ b/src/notice/templates/broward.docx
@@ -363,7 +363,7 @@
         <w:rPr>
           <w:rtl w:val="0"/>
         </w:rPr>
-        <w:t>Moreover, this site is within a designated Opportunity Zone as well as the attendance zone of a Persistently Low-Performing School (PLP), and is within a five mile radius of PLP’s on the state’s {{PLP_LIST_YEAR}} list, including but not limited to: {{PLP_LIST}}.</w:t>
+        <w:t>Moreover, this site is {{SITING_BASIS}}within a five mile radius of PLP’s on the state’s {{PLP_LIST_YEAR}} list, including but not limited to: {{PLP_LIST}}.</w:t>
       </w:r>
     </w:p>
     <w:p>
